--- a/textbook/docx/chapter_04_health_insurance.docx
+++ b/textbook/docx/chapter_04_health_insurance.docx
@@ -61,8 +61,8 @@
         <w:rPr>
           <w:i/>
           <w:iCs/>
-          <w:sz w:val="36"/>
-          <w:szCs w:val="36"/>
+          <w:sz w:val="32"/>
+          <w:szCs w:val="32"/>
           <w:rFonts w:ascii="Arial" w:cs="Arial" w:eastAsia="Arial" w:hAnsi="Arial"/>
         </w:rPr>
         <w:t xml:space="preserve">Health Insurance Economics and Market Design</w:t>
@@ -1674,8 +1674,8 @@
               <w:rPr>
                 <w:b/>
                 <w:bCs/>
-                <w:sz w:val="18"/>
-                <w:szCs w:val="18"/>
+                <w:sz w:val="17"/>
+                <w:szCs w:val="17"/>
                 <w:rFonts w:ascii="Arial" w:cs="Arial" w:eastAsia="Arial" w:hAnsi="Arial"/>
               </w:rPr>
               <w:t xml:space="preserve">Design Element</w:t>
@@ -1704,8 +1704,8 @@
               <w:rPr>
                 <w:b/>
                 <w:bCs/>
-                <w:sz w:val="18"/>
-                <w:szCs w:val="18"/>
+                <w:sz w:val="17"/>
+                <w:szCs w:val="17"/>
                 <w:rFonts w:ascii="Arial" w:cs="Arial" w:eastAsia="Arial" w:hAnsi="Arial"/>
               </w:rPr>
               <w:t xml:space="preserve">Economic Purpose</w:t>
@@ -1734,8 +1734,8 @@
               <w:rPr>
                 <w:b/>
                 <w:bCs/>
-                <w:sz w:val="18"/>
-                <w:szCs w:val="18"/>
+                <w:sz w:val="17"/>
+                <w:szCs w:val="17"/>
                 <w:rFonts w:ascii="Arial" w:cs="Arial" w:eastAsia="Arial" w:hAnsi="Arial"/>
               </w:rPr>
               <w:t xml:space="preserve">Implementation</w:t>
@@ -1765,8 +1765,8 @@
               <w:rPr>
                 <w:b w:val="false"/>
                 <w:bCs w:val="false"/>
-                <w:sz w:val="18"/>
-                <w:szCs w:val="18"/>
+                <w:sz w:val="17"/>
+                <w:szCs w:val="17"/>
                 <w:rFonts w:ascii="Arial" w:cs="Arial" w:eastAsia="Arial" w:hAnsi="Arial"/>
               </w:rPr>
               <w:t xml:space="preserve">Guaranteed issue / community rating</w:t>
@@ -1794,8 +1794,8 @@
               <w:rPr>
                 <w:b w:val="false"/>
                 <w:bCs w:val="false"/>
-                <w:sz w:val="18"/>
-                <w:szCs w:val="18"/>
+                <w:sz w:val="17"/>
+                <w:szCs w:val="17"/>
                 <w:rFonts w:ascii="Arial" w:cs="Arial" w:eastAsia="Arial" w:hAnsi="Arial"/>
               </w:rPr>
               <w:t xml:space="preserve">Eliminate risk-based pricing</w:t>
@@ -1823,8 +1823,8 @@
               <w:rPr>
                 <w:b w:val="false"/>
                 <w:bCs w:val="false"/>
-                <w:sz w:val="18"/>
-                <w:szCs w:val="18"/>
+                <w:sz w:val="17"/>
+                <w:szCs w:val="17"/>
                 <w:rFonts w:ascii="Arial" w:cs="Arial" w:eastAsia="Arial" w:hAnsi="Arial"/>
               </w:rPr>
               <w:t xml:space="preserve">Premiums vary only by age, tobacco, geography</w:t>
@@ -1854,8 +1854,8 @@
               <w:rPr>
                 <w:b w:val="false"/>
                 <w:bCs w:val="false"/>
-                <w:sz w:val="18"/>
-                <w:szCs w:val="18"/>
+                <w:sz w:val="17"/>
+                <w:szCs w:val="17"/>
                 <w:rFonts w:ascii="Arial" w:cs="Arial" w:eastAsia="Arial" w:hAnsi="Arial"/>
               </w:rPr>
               <w:t xml:space="preserve">Individual mandate</w:t>
@@ -1883,8 +1883,8 @@
               <w:rPr>
                 <w:b w:val="false"/>
                 <w:bCs w:val="false"/>
-                <w:sz w:val="18"/>
-                <w:szCs w:val="18"/>
+                <w:sz w:val="17"/>
+                <w:szCs w:val="17"/>
                 <w:rFonts w:ascii="Arial" w:cs="Arial" w:eastAsia="Arial" w:hAnsi="Arial"/>
               </w:rPr>
               <w:t xml:space="preserve">Prevent adverse selection under community rating</w:t>
@@ -1912,8 +1912,8 @@
               <w:rPr>
                 <w:b w:val="false"/>
                 <w:bCs w:val="false"/>
-                <w:sz w:val="18"/>
-                <w:szCs w:val="18"/>
+                <w:sz w:val="17"/>
+                <w:szCs w:val="17"/>
                 <w:rFonts w:ascii="Arial" w:cs="Arial" w:eastAsia="Arial" w:hAnsi="Arial"/>
               </w:rPr>
               <w:t xml:space="preserve">Tax penalty (reduced to $0 in 2019)</w:t>
@@ -1943,8 +1943,8 @@
               <w:rPr>
                 <w:b w:val="false"/>
                 <w:bCs w:val="false"/>
-                <w:sz w:val="18"/>
-                <w:szCs w:val="18"/>
+                <w:sz w:val="17"/>
+                <w:szCs w:val="17"/>
                 <w:rFonts w:ascii="Arial" w:cs="Arial" w:eastAsia="Arial" w:hAnsi="Arial"/>
               </w:rPr>
               <w:t xml:space="preserve">Premium subsidies (APTCs)</w:t>
@@ -1972,8 +1972,8 @@
               <w:rPr>
                 <w:b w:val="false"/>
                 <w:bCs w:val="false"/>
-                <w:sz w:val="18"/>
-                <w:szCs w:val="18"/>
+                <w:sz w:val="17"/>
+                <w:szCs w:val="17"/>
                 <w:rFonts w:ascii="Arial" w:cs="Arial" w:eastAsia="Arial" w:hAnsi="Arial"/>
               </w:rPr>
               <w:t xml:space="preserve">Make coverage affordable; stabilize markets</w:t>
@@ -2001,8 +2001,8 @@
               <w:rPr>
                 <w:b w:val="false"/>
                 <w:bCs w:val="false"/>
-                <w:sz w:val="18"/>
-                <w:szCs w:val="18"/>
+                <w:sz w:val="17"/>
+                <w:szCs w:val="17"/>
                 <w:rFonts w:ascii="Arial" w:cs="Arial" w:eastAsia="Arial" w:hAnsi="Arial"/>
               </w:rPr>
               <w:t xml:space="preserve">Percentage-of-income contribution for benchmark plan</w:t>
@@ -2032,8 +2032,8 @@
               <w:rPr>
                 <w:b w:val="false"/>
                 <w:bCs w:val="false"/>
-                <w:sz w:val="18"/>
-                <w:szCs w:val="18"/>
+                <w:sz w:val="17"/>
+                <w:szCs w:val="17"/>
                 <w:rFonts w:ascii="Arial" w:cs="Arial" w:eastAsia="Arial" w:hAnsi="Arial"/>
               </w:rPr>
               <w:t xml:space="preserve">Risk adjustment</w:t>
@@ -2061,8 +2061,8 @@
               <w:rPr>
                 <w:b w:val="false"/>
                 <w:bCs w:val="false"/>
-                <w:sz w:val="18"/>
-                <w:szCs w:val="18"/>
+                <w:sz w:val="17"/>
+                <w:szCs w:val="17"/>
                 <w:rFonts w:ascii="Arial" w:cs="Arial" w:eastAsia="Arial" w:hAnsi="Arial"/>
               </w:rPr>
               <w:t xml:space="preserve">Reduce cream-skimming incentives</w:t>
@@ -2090,8 +2090,8 @@
               <w:rPr>
                 <w:b w:val="false"/>
                 <w:bCs w:val="false"/>
-                <w:sz w:val="18"/>
-                <w:szCs w:val="18"/>
+                <w:sz w:val="17"/>
+                <w:szCs w:val="17"/>
                 <w:rFonts w:ascii="Arial" w:cs="Arial" w:eastAsia="Arial" w:hAnsi="Arial"/>
               </w:rPr>
               <w:t xml:space="preserve">HHS-HCC concurrent model; transfers among insurers</w:t>
@@ -2121,8 +2121,8 @@
               <w:rPr>
                 <w:b w:val="false"/>
                 <w:bCs w:val="false"/>
-                <w:sz w:val="18"/>
-                <w:szCs w:val="18"/>
+                <w:sz w:val="17"/>
+                <w:szCs w:val="17"/>
                 <w:rFonts w:ascii="Arial" w:cs="Arial" w:eastAsia="Arial" w:hAnsi="Arial"/>
               </w:rPr>
               <w:t xml:space="preserve">Essential health benefits</w:t>
@@ -2150,8 +2150,8 @@
               <w:rPr>
                 <w:b w:val="false"/>
                 <w:bCs w:val="false"/>
-                <w:sz w:val="18"/>
-                <w:szCs w:val="18"/>
+                <w:sz w:val="17"/>
+                <w:szCs w:val="17"/>
                 <w:rFonts w:ascii="Arial" w:cs="Arial" w:eastAsia="Arial" w:hAnsi="Arial"/>
               </w:rPr>
               <w:t xml:space="preserve">Prevent benefit-based risk selection</w:t>
@@ -2179,8 +2179,8 @@
               <w:rPr>
                 <w:b w:val="false"/>
                 <w:bCs w:val="false"/>
-                <w:sz w:val="18"/>
-                <w:szCs w:val="18"/>
+                <w:sz w:val="17"/>
+                <w:szCs w:val="17"/>
                 <w:rFonts w:ascii="Arial" w:cs="Arial" w:eastAsia="Arial" w:hAnsi="Arial"/>
               </w:rPr>
               <w:t xml:space="preserve">Ten mandated benefit categories</w:t>
@@ -2210,8 +2210,8 @@
               <w:rPr>
                 <w:b w:val="false"/>
                 <w:bCs w:val="false"/>
-                <w:sz w:val="18"/>
-                <w:szCs w:val="18"/>
+                <w:sz w:val="17"/>
+                <w:szCs w:val="17"/>
                 <w:rFonts w:ascii="Arial" w:cs="Arial" w:eastAsia="Arial" w:hAnsi="Arial"/>
               </w:rPr>
               <w:t xml:space="preserve">Actuarial value tiers</w:t>
@@ -2239,8 +2239,8 @@
               <w:rPr>
                 <w:b w:val="false"/>
                 <w:bCs w:val="false"/>
-                <w:sz w:val="18"/>
-                <w:szCs w:val="18"/>
+                <w:sz w:val="17"/>
+                <w:szCs w:val="17"/>
                 <w:rFonts w:ascii="Arial" w:cs="Arial" w:eastAsia="Arial" w:hAnsi="Arial"/>
               </w:rPr>
               <w:t xml:space="preserve">Standardize plan generosity for comparison</w:t>
@@ -2268,8 +2268,8 @@
               <w:rPr>
                 <w:b w:val="false"/>
                 <w:bCs w:val="false"/>
-                <w:sz w:val="18"/>
-                <w:szCs w:val="18"/>
+                <w:sz w:val="17"/>
+                <w:szCs w:val="17"/>
                 <w:rFonts w:ascii="Arial" w:cs="Arial" w:eastAsia="Arial" w:hAnsi="Arial"/>
               </w:rPr>
               <w:t xml:space="preserve">Bronze (60%), Silver (70%), Gold (80%), Platinum (90%)</w:t>
@@ -2299,8 +2299,8 @@
               <w:rPr>
                 <w:b w:val="false"/>
                 <w:bCs w:val="false"/>
-                <w:sz w:val="18"/>
-                <w:szCs w:val="18"/>
+                <w:sz w:val="17"/>
+                <w:szCs w:val="17"/>
                 <w:rFonts w:ascii="Arial" w:cs="Arial" w:eastAsia="Arial" w:hAnsi="Arial"/>
               </w:rPr>
               <w:t xml:space="preserve">Medicaid expansion</w:t>
@@ -2328,8 +2328,8 @@
               <w:rPr>
                 <w:b w:val="false"/>
                 <w:bCs w:val="false"/>
-                <w:sz w:val="18"/>
-                <w:szCs w:val="18"/>
+                <w:sz w:val="17"/>
+                <w:szCs w:val="17"/>
                 <w:rFonts w:ascii="Arial" w:cs="Arial" w:eastAsia="Arial" w:hAnsi="Arial"/>
               </w:rPr>
               <w:t xml:space="preserve">Extend coverage to low-income adults</w:t>
@@ -2357,8 +2357,8 @@
               <w:rPr>
                 <w:b w:val="false"/>
                 <w:bCs w:val="false"/>
-                <w:sz w:val="18"/>
-                <w:szCs w:val="18"/>
+                <w:sz w:val="17"/>
+                <w:szCs w:val="17"/>
                 <w:rFonts w:ascii="Arial" w:cs="Arial" w:eastAsia="Arial" w:hAnsi="Arial"/>
               </w:rPr>
               <w:t xml:space="preserve">Eligibility to 138% FPL with 90% federal match</w:t>
@@ -3445,8 +3445,8 @@
               <w:rPr>
                 <w:b/>
                 <w:bCs/>
-                <w:sz w:val="18"/>
-                <w:szCs w:val="18"/>
+                <w:sz w:val="17"/>
+                <w:szCs w:val="17"/>
                 <w:rFonts w:ascii="Arial" w:cs="Arial" w:eastAsia="Arial" w:hAnsi="Arial"/>
               </w:rPr>
               <w:t xml:space="preserve">Coverage Type</w:t>
@@ -3475,8 +3475,8 @@
               <w:rPr>
                 <w:b/>
                 <w:bCs/>
-                <w:sz w:val="18"/>
-                <w:szCs w:val="18"/>
+                <w:sz w:val="17"/>
+                <w:szCs w:val="17"/>
                 <w:rFonts w:ascii="Arial" w:cs="Arial" w:eastAsia="Arial" w:hAnsi="Arial"/>
               </w:rPr>
               <w:t xml:space="preserve">Enrollment (millions, 2024 est.)</w:t>
@@ -3505,8 +3505,8 @@
               <w:rPr>
                 <w:b/>
                 <w:bCs/>
-                <w:sz w:val="18"/>
-                <w:szCs w:val="18"/>
+                <w:sz w:val="17"/>
+                <w:szCs w:val="17"/>
                 <w:rFonts w:ascii="Arial" w:cs="Arial" w:eastAsia="Arial" w:hAnsi="Arial"/>
               </w:rPr>
               <w:t xml:space="preserve">Financing Mechanism</w:t>
@@ -3535,8 +3535,8 @@
               <w:rPr>
                 <w:b/>
                 <w:bCs/>
-                <w:sz w:val="18"/>
-                <w:szCs w:val="18"/>
+                <w:sz w:val="17"/>
+                <w:szCs w:val="17"/>
                 <w:rFonts w:ascii="Arial" w:cs="Arial" w:eastAsia="Arial" w:hAnsi="Arial"/>
               </w:rPr>
               <w:t xml:space="preserve">Key Economic Feature</w:t>
@@ -3566,8 +3566,8 @@
               <w:rPr>
                 <w:b w:val="false"/>
                 <w:bCs w:val="false"/>
-                <w:sz w:val="18"/>
-                <w:szCs w:val="18"/>
+                <w:sz w:val="17"/>
+                <w:szCs w:val="17"/>
                 <w:rFonts w:ascii="Arial" w:cs="Arial" w:eastAsia="Arial" w:hAnsi="Arial"/>
               </w:rPr>
               <w:t xml:space="preserve">Employer-sponsored insurance</w:t>
@@ -3595,8 +3595,8 @@
               <w:rPr>
                 <w:b w:val="false"/>
                 <w:bCs w:val="false"/>
-                <w:sz w:val="18"/>
-                <w:szCs w:val="18"/>
+                <w:sz w:val="17"/>
+                <w:szCs w:val="17"/>
                 <w:rFonts w:ascii="Arial" w:cs="Arial" w:eastAsia="Arial" w:hAnsi="Arial"/>
               </w:rPr>
               <w:t xml:space="preserve">155</w:t>
@@ -3624,8 +3624,8 @@
               <w:rPr>
                 <w:b w:val="false"/>
                 <w:bCs w:val="false"/>
-                <w:sz w:val="18"/>
-                <w:szCs w:val="18"/>
+                <w:sz w:val="17"/>
+                <w:szCs w:val="17"/>
                 <w:rFonts w:ascii="Arial" w:cs="Arial" w:eastAsia="Arial" w:hAnsi="Arial"/>
               </w:rPr>
               <w:t xml:space="preserve">Employer/employee premiums (tax-excluded)</w:t>
@@ -3653,8 +3653,8 @@
               <w:rPr>
                 <w:b w:val="false"/>
                 <w:bCs w:val="false"/>
-                <w:sz w:val="18"/>
-                <w:szCs w:val="18"/>
+                <w:sz w:val="17"/>
+                <w:szCs w:val="17"/>
                 <w:rFonts w:ascii="Arial" w:cs="Arial" w:eastAsia="Arial" w:hAnsi="Arial"/>
               </w:rPr>
               <w:t xml:space="preserve">Tax subsidy valued at ~$300B annually</w:t>
@@ -3684,8 +3684,8 @@
               <w:rPr>
                 <w:b w:val="false"/>
                 <w:bCs w:val="false"/>
-                <w:sz w:val="18"/>
-                <w:szCs w:val="18"/>
+                <w:sz w:val="17"/>
+                <w:szCs w:val="17"/>
                 <w:rFonts w:ascii="Arial" w:cs="Arial" w:eastAsia="Arial" w:hAnsi="Arial"/>
               </w:rPr>
               <w:t xml:space="preserve">Medicare</w:t>
@@ -3713,8 +3713,8 @@
               <w:rPr>
                 <w:b w:val="false"/>
                 <w:bCs w:val="false"/>
-                <w:sz w:val="18"/>
-                <w:szCs w:val="18"/>
+                <w:sz w:val="17"/>
+                <w:szCs w:val="17"/>
                 <w:rFonts w:ascii="Arial" w:cs="Arial" w:eastAsia="Arial" w:hAnsi="Arial"/>
               </w:rPr>
               <w:t xml:space="preserve">65</w:t>
@@ -3742,8 +3742,8 @@
               <w:rPr>
                 <w:b w:val="false"/>
                 <w:bCs w:val="false"/>
-                <w:sz w:val="18"/>
-                <w:szCs w:val="18"/>
+                <w:sz w:val="17"/>
+                <w:szCs w:val="17"/>
                 <w:rFonts w:ascii="Arial" w:cs="Arial" w:eastAsia="Arial" w:hAnsi="Arial"/>
               </w:rPr>
               <w:t xml:space="preserve">Payroll tax (Part A), premiums + general revenue (Part B)</w:t>
@@ -3771,8 +3771,8 @@
               <w:rPr>
                 <w:b w:val="false"/>
                 <w:bCs w:val="false"/>
-                <w:sz w:val="18"/>
-                <w:szCs w:val="18"/>
+                <w:sz w:val="17"/>
+                <w:szCs w:val="17"/>
                 <w:rFonts w:ascii="Arial" w:cs="Arial" w:eastAsia="Arial" w:hAnsi="Arial"/>
               </w:rPr>
               <w:t xml:space="preserve">Universal at 65; eliminates age-based adverse selection</w:t>
@@ -3802,8 +3802,8 @@
               <w:rPr>
                 <w:b w:val="false"/>
                 <w:bCs w:val="false"/>
-                <w:sz w:val="18"/>
-                <w:szCs w:val="18"/>
+                <w:sz w:val="17"/>
+                <w:szCs w:val="17"/>
                 <w:rFonts w:ascii="Arial" w:cs="Arial" w:eastAsia="Arial" w:hAnsi="Arial"/>
               </w:rPr>
               <w:t xml:space="preserve">Medicaid</w:t>
@@ -3831,8 +3831,8 @@
               <w:rPr>
                 <w:b w:val="false"/>
                 <w:bCs w:val="false"/>
-                <w:sz w:val="18"/>
-                <w:szCs w:val="18"/>
+                <w:sz w:val="17"/>
+                <w:szCs w:val="17"/>
                 <w:rFonts w:ascii="Arial" w:cs="Arial" w:eastAsia="Arial" w:hAnsi="Arial"/>
               </w:rPr>
               <w:t xml:space="preserve">85</w:t>
@@ -3860,8 +3860,8 @@
               <w:rPr>
                 <w:b w:val="false"/>
                 <w:bCs w:val="false"/>
-                <w:sz w:val="18"/>
-                <w:szCs w:val="18"/>
+                <w:sz w:val="17"/>
+                <w:szCs w:val="17"/>
                 <w:rFonts w:ascii="Arial" w:cs="Arial" w:eastAsia="Arial" w:hAnsi="Arial"/>
               </w:rPr>
               <w:t xml:space="preserve">Federal-state matching funds (50-77% FMAP)</w:t>
@@ -3889,8 +3889,8 @@
               <w:rPr>
                 <w:b w:val="false"/>
                 <w:bCs w:val="false"/>
-                <w:sz w:val="18"/>
-                <w:szCs w:val="18"/>
+                <w:sz w:val="17"/>
+                <w:szCs w:val="17"/>
                 <w:rFonts w:ascii="Arial" w:cs="Arial" w:eastAsia="Arial" w:hAnsi="Arial"/>
               </w:rPr>
               <w:t xml:space="preserve">Means-tested; 90% federal match for expansion</w:t>
@@ -3920,8 +3920,8 @@
               <w:rPr>
                 <w:b w:val="false"/>
                 <w:bCs w:val="false"/>
-                <w:sz w:val="18"/>
-                <w:szCs w:val="18"/>
+                <w:sz w:val="17"/>
+                <w:szCs w:val="17"/>
                 <w:rFonts w:ascii="Arial" w:cs="Arial" w:eastAsia="Arial" w:hAnsi="Arial"/>
               </w:rPr>
               <w:t xml:space="preserve">ACA marketplace</w:t>
@@ -3949,8 +3949,8 @@
               <w:rPr>
                 <w:b w:val="false"/>
                 <w:bCs w:val="false"/>
-                <w:sz w:val="18"/>
-                <w:szCs w:val="18"/>
+                <w:sz w:val="17"/>
+                <w:szCs w:val="17"/>
                 <w:rFonts w:ascii="Arial" w:cs="Arial" w:eastAsia="Arial" w:hAnsi="Arial"/>
               </w:rPr>
               <w:t xml:space="preserve">20</w:t>
@@ -3978,8 +3978,8 @@
               <w:rPr>
                 <w:b w:val="false"/>
                 <w:bCs w:val="false"/>
-                <w:sz w:val="18"/>
-                <w:szCs w:val="18"/>
+                <w:sz w:val="17"/>
+                <w:szCs w:val="17"/>
                 <w:rFonts w:ascii="Arial" w:cs="Arial" w:eastAsia="Arial" w:hAnsi="Arial"/>
               </w:rPr>
               <w:t xml:space="preserve">Subsidized premiums (APTCs)</w:t>
@@ -4007,8 +4007,8 @@
               <w:rPr>
                 <w:b w:val="false"/>
                 <w:bCs w:val="false"/>
-                <w:sz w:val="18"/>
-                <w:szCs w:val="18"/>
+                <w:sz w:val="17"/>
+                <w:szCs w:val="17"/>
                 <w:rFonts w:ascii="Arial" w:cs="Arial" w:eastAsia="Arial" w:hAnsi="Arial"/>
               </w:rPr>
               <w:t xml:space="preserve">Three-legged stool design; risk adjustment</w:t>
@@ -4038,8 +4038,8 @@
               <w:rPr>
                 <w:b w:val="false"/>
                 <w:bCs w:val="false"/>
-                <w:sz w:val="18"/>
-                <w:szCs w:val="18"/>
+                <w:sz w:val="17"/>
+                <w:szCs w:val="17"/>
                 <w:rFonts w:ascii="Arial" w:cs="Arial" w:eastAsia="Arial" w:hAnsi="Arial"/>
               </w:rPr>
               <w:t xml:space="preserve">Uninsured</w:t>
@@ -4067,8 +4067,8 @@
               <w:rPr>
                 <w:b w:val="false"/>
                 <w:bCs w:val="false"/>
-                <w:sz w:val="18"/>
-                <w:szCs w:val="18"/>
+                <w:sz w:val="17"/>
+                <w:szCs w:val="17"/>
                 <w:rFonts w:ascii="Arial" w:cs="Arial" w:eastAsia="Arial" w:hAnsi="Arial"/>
               </w:rPr>
               <w:t xml:space="preserve">26</w:t>
@@ -4096,8 +4096,8 @@
               <w:rPr>
                 <w:b w:val="false"/>
                 <w:bCs w:val="false"/>
-                <w:sz w:val="18"/>
-                <w:szCs w:val="18"/>
+                <w:sz w:val="17"/>
+                <w:szCs w:val="17"/>
                 <w:rFonts w:ascii="Arial" w:cs="Arial" w:eastAsia="Arial" w:hAnsi="Arial"/>
               </w:rPr>
               <w:t xml:space="preserve">Out-of-pocket / uncompensated care</w:t>
@@ -4125,8 +4125,8 @@
               <w:rPr>
                 <w:b w:val="false"/>
                 <w:bCs w:val="false"/>
-                <w:sz w:val="18"/>
-                <w:szCs w:val="18"/>
+                <w:sz w:val="17"/>
+                <w:szCs w:val="17"/>
                 <w:rFonts w:ascii="Arial" w:cs="Arial" w:eastAsia="Arial" w:hAnsi="Arial"/>
               </w:rPr>
               <w:t xml:space="preserve">Implicit tax on providers; EMTALA mandate</w:t>
@@ -4156,8 +4156,8 @@
               <w:rPr>
                 <w:b w:val="false"/>
                 <w:bCs w:val="false"/>
-                <w:sz w:val="18"/>
-                <w:szCs w:val="18"/>
+                <w:sz w:val="17"/>
+                <w:szCs w:val="17"/>
                 <w:rFonts w:ascii="Arial" w:cs="Arial" w:eastAsia="Arial" w:hAnsi="Arial"/>
               </w:rPr>
               <w:t xml:space="preserve">VA/TRICARE/IHS</w:t>
@@ -4185,8 +4185,8 @@
               <w:rPr>
                 <w:b w:val="false"/>
                 <w:bCs w:val="false"/>
-                <w:sz w:val="18"/>
-                <w:szCs w:val="18"/>
+                <w:sz w:val="17"/>
+                <w:szCs w:val="17"/>
                 <w:rFonts w:ascii="Arial" w:cs="Arial" w:eastAsia="Arial" w:hAnsi="Arial"/>
               </w:rPr>
               <w:t xml:space="preserve">15</w:t>
@@ -4214,8 +4214,8 @@
               <w:rPr>
                 <w:b w:val="false"/>
                 <w:bCs w:val="false"/>
-                <w:sz w:val="18"/>
-                <w:szCs w:val="18"/>
+                <w:sz w:val="17"/>
+                <w:szCs w:val="17"/>
                 <w:rFonts w:ascii="Arial" w:cs="Arial" w:eastAsia="Arial" w:hAnsi="Arial"/>
               </w:rPr>
               <w:t xml:space="preserve">Federal appropriations</w:t>
@@ -4243,8 +4243,8 @@
               <w:rPr>
                 <w:b w:val="false"/>
                 <w:bCs w:val="false"/>
-                <w:sz w:val="18"/>
-                <w:szCs w:val="18"/>
+                <w:sz w:val="17"/>
+                <w:szCs w:val="17"/>
                 <w:rFonts w:ascii="Arial" w:cs="Arial" w:eastAsia="Arial" w:hAnsi="Arial"/>
               </w:rPr>
               <w:t xml:space="preserve">Direct government provision</w:t>
@@ -5038,7 +5038,7 @@
         <w:szCs w:val="18"/>
         <w:rFonts w:ascii="Arial" w:cs="Arial" w:eastAsia="Arial" w:hAnsi="Arial"/>
       </w:rPr>
-      <w:t xml:space="preserve">Chapter 4: Health Insurance Economics</w:t>
+      <w:t xml:space="preserve">Chapter 4: Health Insurance Economics and Market De</w:t>
     </w:r>
   </w:p>
 </w:hdr>
